--- a/tillsyn/A 48308-2025 tillsynsbegäran.docx
+++ b/tillsyn/A 48308-2025 tillsynsbegäran.docx
@@ -296,7 +296,7 @@
     <w:r>
       <w:tab/>
       <w:tab/>
-      <w:t>2026-06-18</w:t>
+      <w:t>2026-06-19</w:t>
       <w:br/>
       <w:br/>
     </w:r>

--- a/tillsyn/A 48308-2025 tillsynsbegäran.docx
+++ b/tillsyn/A 48308-2025 tillsynsbegäran.docx
@@ -296,7 +296,7 @@
     <w:r>
       <w:tab/>
       <w:tab/>
-      <w:t>2026-06-19</w:t>
+      <w:t>2026-06-20</w:t>
       <w:br/>
       <w:br/>
     </w:r>

--- a/tillsyn/A 48308-2025 tillsynsbegäran.docx
+++ b/tillsyn/A 48308-2025 tillsynsbegäran.docx
@@ -12,10 +12,7 @@
     </w:p>
     <w:p>
       <w:r>
-        <w:t>Detta dokument behandlar höga naturvärden i avverkningsanmälan A 48308-2025 i Sollefteå kommun som inkom 2025-10-03 och omfattar 10,2 ha.</w:t>
-      </w:r>
-      <w:r>
-        <w:t xml:space="preserve"> I Figur 1 visas fyndplatser för naturvårdsarter i området, som finns registrerade på Artportalen.</w:t>
+        <w:t>Denna tillsynsbegäran behandlar höga naturvärden i avverkningsanmälan A 48308-2025 i Sollefteå kommun som inkom 2025-10-03 och omfattar 10,2 ha.</w:t>
       </w:r>
     </w:p>
     <w:p>
@@ -25,7 +22,7 @@
       <w:r>
         <w:drawing>
           <wp:inline xmlns:a="http://schemas.openxmlformats.org/drawingml/2006/main" xmlns:pic="http://schemas.openxmlformats.org/drawingml/2006/picture">
-            <wp:extent cx="4405757" cy="5688000"/>
+            <wp:extent cx="4433641" cy="5724000"/>
             <wp:docPr id="1" name="Picture 1"/>
             <wp:cNvGraphicFramePr>
               <a:graphicFrameLocks noChangeAspect="1"/>
@@ -46,7 +43,7 @@
                   <pic:spPr>
                     <a:xfrm>
                       <a:off x="0" y="0"/>
-                      <a:ext cx="4405757" cy="5688000"/>
+                      <a:ext cx="4433641" cy="5724000"/>
                     </a:xfrm>
                     <a:prstGeom prst="rect"/>
                   </pic:spPr>
@@ -63,7 +60,20 @@
         <w:spacing w:after="240"/>
       </w:pPr>
       <w:r>
-        <w:t>Figur 1. Fyndplatser för naturvårdsarter inom 24 meter från avverkningsanmälan (röd linje). Inom parentes anges rödlistekategorier, S för signalarter, Tför typiska arter och fridlysningsparagrafer i artskyddsförordningen.Markörer utan svart kant är placerade på fyndplatsen. Markörer med svart kant är placerade vid sidan av fyndplatsen och har ett svart streck som visar fyndplatsens exakta position. Kartans mittpunktskoordinat är N 7001864, E 606691 i SWEREF 99 TM.</w:t>
+        <w:t>Figur 1. Fyndplatser för naturvårdsarter inom 24 meter från avverkningsanmälan. Markörer utan svart kant är placerade på fyndplatsen. Markörer med svart kant är placerade vid sidan av fyndplatsen har ett svart streck som visar fyndplatsens exakta position. Kartans mittpunktskoordinat är N 7001864, E 606691 i SWEREF 99 TM.</w:t>
+      </w:r>
+    </w:p>
+    <w:p>
+      <w:r>
+        <w:t>Inom 24 meter från avverkningsanmälan finns fynd av 3 naturvårdsarter, varav 3 är rödlistade och 3 är typiska (T): garnlav (VU, T), doftskinn (NT, T) och violettgrå tagellav (NT, T). Se Figur 1.</w:t>
+      </w:r>
+    </w:p>
+    <w:p>
+      <w:pPr>
+        <w:pStyle w:val="Heading1"/>
+      </w:pPr>
+      <w:r>
+        <w:t>Tillsynsbegäran</w:t>
       </w:r>
     </w:p>
     <w:p>
@@ -77,46 +87,16 @@
       </w:r>
     </w:p>
     <w:p>
-      <w:r>
-        <w:t>Nedan beskrivs fynd av naturvårdsarter som gjorts i det avverkningsanmälda området.</w:t>
-      </w:r>
-    </w:p>
-    <w:p>
       <w:pPr>
         <w:pStyle w:val="Heading1"/>
       </w:pPr>
       <w:r>
-        <w:t>Naturvårdsarter</w:t>
+        <w:t>Naturvårdsarter och fridlysta arter</w:t>
       </w:r>
     </w:p>
     <w:p>
       <w:r>
-        <w:t>Inom 24 meter från avverkningsanmälan har följande 3 naturvårdsarter hittats: garnlav (VU, T), doftskinn (NT, T) och violettgrå tagellav (NT, T). Av dessa är 3 rödlistade. För rödlistade arter har rödlistekategorin angivits inom parentes. Typiska arter inom Natura 2000 som är kopplade till skogsekosystem har markerats med (T).</w:t>
-      </w:r>
-    </w:p>
-    <w:p>
-      <w:r>
-        <w:t>De påträffade naturvårdsarterna är ett tydligt kvitto på att det rör sig om en skog med höga naturvärden.</w:t>
-      </w:r>
-    </w:p>
-    <w:p>
-      <w:r>
-        <w:rPr>
-          <w:b/>
-        </w:rPr>
-        <w:t>Doftskinn (NT)</w:t>
-      </w:r>
-      <w:r>
-        <w:t xml:space="preserve">, rödlistad som nära hotad, är en mycket bra signalart för boreal granskog och indikerar ett gran-skogsekosystem med lång kontinuitet av grova lågor. Arten är placerad i toppen av Skogsstyrelsens värdepyramid för bedömning av skog med höga naturvärden och har klassats som en “urskogsindikator”, då den förekommer med ett tydligt optimum i helt eller nästan helt orörda skogar. Doftskinn är typisk art för </w:t>
-      </w:r>
-      <w:r>
-        <w:rPr>
-          <w:i/>
-        </w:rPr>
-        <w:t xml:space="preserve">9010 Taiga </w:t>
-      </w:r>
-      <w:r>
-        <w:t>(SLU Artdatabanken, 2025; Nitare &amp; Skogsstyrelsen, 2019).</w:t>
+        <w:t>Nedan följer beskrivningar av de naturvårdsarter och fridlysta arter som har sina livsmiljöer och växtplatser i den avverkningsanmälda skogen. De påträffade naturvårdsarterna är ett tydligt kvitto på att det rör sig om en skog med höga naturvärden.</w:t>
       </w:r>
     </w:p>
     <w:p>
@@ -146,6 +126,26 @@
       </w:r>
       <w:r>
         <w:t xml:space="preserve"> (SLU Artdatabanken, 2026).</w:t>
+      </w:r>
+    </w:p>
+    <w:p>
+      <w:r>
+        <w:rPr>
+          <w:b/>
+        </w:rPr>
+        <w:t>Doftskinn (NT)</w:t>
+      </w:r>
+      <w:r>
+        <w:t xml:space="preserve">, rödlistad som nära hotad, är en mycket bra signalart för boreal granskog och indikerar ett gran-skogsekosystem med lång kontinuitet av grova lågor. Arten är placerad i toppen av Skogsstyrelsens värdepyramid för bedömning av skog med höga naturvärden och har klassats som en “urskogsindikator”, då den förekommer med ett tydligt optimum i helt eller nästan helt orörda skogar. Doftskinn är typisk art för </w:t>
+      </w:r>
+      <w:r>
+        <w:rPr>
+          <w:i/>
+        </w:rPr>
+        <w:t xml:space="preserve">9010 Taiga </w:t>
+      </w:r>
+      <w:r>
+        <w:t>(SLU Artdatabanken, 2025; Nitare &amp; Skogsstyrelsen, 2019).</w:t>
       </w:r>
     </w:p>
     <w:p>
@@ -296,7 +296,7 @@
     <w:r>
       <w:tab/>
       <w:tab/>
-      <w:t>2026-06-20</w:t>
+      <w:t>2026-06-21</w:t>
       <w:br/>
       <w:br/>
     </w:r>

--- a/tillsyn/A 48308-2025 tillsynsbegäran.docx
+++ b/tillsyn/A 48308-2025 tillsynsbegäran.docx
@@ -296,7 +296,7 @@
     <w:r>
       <w:tab/>
       <w:tab/>
-      <w:t>2026-06-21</w:t>
+      <w:t>2026-06-22</w:t>
       <w:br/>
       <w:br/>
     </w:r>

--- a/tillsyn/A 48308-2025 tillsynsbegäran.docx
+++ b/tillsyn/A 48308-2025 tillsynsbegäran.docx
@@ -296,7 +296,7 @@
     <w:r>
       <w:tab/>
       <w:tab/>
-      <w:t>2026-06-22</w:t>
+      <w:t>2026-06-23</w:t>
       <w:br/>
       <w:br/>
     </w:r>

--- a/tillsyn/A 48308-2025 tillsynsbegäran.docx
+++ b/tillsyn/A 48308-2025 tillsynsbegäran.docx
@@ -296,7 +296,7 @@
     <w:r>
       <w:tab/>
       <w:tab/>
-      <w:t>2026-06-23</w:t>
+      <w:t>2026-06-24</w:t>
       <w:br/>
       <w:br/>
     </w:r>

--- a/tillsyn/A 48308-2025 tillsynsbegäran.docx
+++ b/tillsyn/A 48308-2025 tillsynsbegäran.docx
@@ -296,7 +296,7 @@
     <w:r>
       <w:tab/>
       <w:tab/>
-      <w:t>2026-06-24</w:t>
+      <w:t>2026-06-25</w:t>
       <w:br/>
       <w:br/>
     </w:r>

--- a/tillsyn/A 48308-2025 tillsynsbegäran.docx
+++ b/tillsyn/A 48308-2025 tillsynsbegäran.docx
@@ -296,7 +296,7 @@
     <w:r>
       <w:tab/>
       <w:tab/>
-      <w:t>2026-06-25</w:t>
+      <w:t>2026-06-26</w:t>
       <w:br/>
       <w:br/>
     </w:r>

--- a/tillsyn/A 48308-2025 tillsynsbegäran.docx
+++ b/tillsyn/A 48308-2025 tillsynsbegäran.docx
@@ -296,7 +296,7 @@
     <w:r>
       <w:tab/>
       <w:tab/>
-      <w:t>2026-06-26</w:t>
+      <w:t>2026-06-27</w:t>
       <w:br/>
       <w:br/>
     </w:r>

--- a/tillsyn/A 48308-2025 tillsynsbegäran.docx
+++ b/tillsyn/A 48308-2025 tillsynsbegäran.docx
@@ -296,7 +296,7 @@
     <w:r>
       <w:tab/>
       <w:tab/>
-      <w:t>2026-06-27</w:t>
+      <w:t>2026-06-28</w:t>
       <w:br/>
       <w:br/>
     </w:r>

--- a/tillsyn/A 48308-2025 tillsynsbegäran.docx
+++ b/tillsyn/A 48308-2025 tillsynsbegäran.docx
@@ -296,7 +296,7 @@
     <w:r>
       <w:tab/>
       <w:tab/>
-      <w:t>2026-06-28</w:t>
+      <w:t>2026-06-29</w:t>
       <w:br/>
       <w:br/>
     </w:r>

--- a/tillsyn/A 48308-2025 tillsynsbegäran.docx
+++ b/tillsyn/A 48308-2025 tillsynsbegäran.docx
@@ -296,7 +296,7 @@
     <w:r>
       <w:tab/>
       <w:tab/>
-      <w:t>2026-06-29</w:t>
+      <w:t>2026-06-30</w:t>
       <w:br/>
       <w:br/>
     </w:r>

--- a/tillsyn/A 48308-2025 tillsynsbegäran.docx
+++ b/tillsyn/A 48308-2025 tillsynsbegäran.docx
@@ -296,7 +296,7 @@
     <w:r>
       <w:tab/>
       <w:tab/>
-      <w:t>2026-06-30</w:t>
+      <w:t>2026-07-01</w:t>
       <w:br/>
       <w:br/>
     </w:r>
